--- a/Certificados/Avales/Editorial-Extranjera/Certificado para EDITORIAL EXTRANJERA_libro.docx
+++ b/Certificados/Avales/Editorial-Extranjera/Certificado para EDITORIAL EXTRANJERA_libro.docx
@@ -18,7 +18,7 @@
           <w:sz w:val="24"/>
           <w:szCs w:val="24"/>
         </w:rPr>
-        <w:t>(Colocar logo de la entidad)</w:t>
+        <w:t/>
       </w:r>
     </w:p>
     <w:p>
@@ -54,17 +54,17 @@
           <w:sz w:val="24"/>
           <w:szCs w:val="24"/>
         </w:rPr>
-        <w:t xml:space="preserve">CERTIFICADO </w:t>
-      </w:r>
-      <w:r>
-        <w:rPr>
-          <w:rFonts w:cstheme="minorHAnsi"/>
-          <w:b/>
-          <w:bCs/>
-          <w:sz w:val="24"/>
-          <w:szCs w:val="24"/>
-        </w:rPr>
-        <w:t xml:space="preserve">DE </w:t>
+        <w:t xml:space="preserve">CERTIFICADO DE LIBRO RESULTADO DE INVESTIGACIÓN </w:t>
+      </w:r>
+      <w:r>
+        <w:rPr>
+          <w:rFonts w:cstheme="minorHAnsi"/>
+          <w:b/>
+          <w:bCs/>
+          <w:sz w:val="24"/>
+          <w:szCs w:val="24"/>
+        </w:rPr>
+        <w:t xml:space="preserve"/>
       </w:r>
       <w:proofErr w:type="spellStart"/>
       <w:r>
@@ -75,7 +75,7 @@
           <w:sz w:val="24"/>
           <w:szCs w:val="24"/>
         </w:rPr>
-        <w:t>DE</w:t>
+        <w:t/>
       </w:r>
       <w:proofErr w:type="spellEnd"/>
       <w:r>
@@ -86,37 +86,37 @@
           <w:sz w:val="24"/>
           <w:szCs w:val="24"/>
         </w:rPr>
-        <w:t xml:space="preserve"> </w:t>
-      </w:r>
-      <w:r>
-        <w:rPr>
-          <w:rFonts w:cstheme="minorHAnsi"/>
-          <w:b/>
-          <w:bCs/>
-          <w:sz w:val="24"/>
-          <w:szCs w:val="24"/>
-        </w:rPr>
-        <w:t xml:space="preserve">LIBRO </w:t>
-      </w:r>
-      <w:r>
-        <w:rPr>
-          <w:rFonts w:cstheme="minorHAnsi"/>
-          <w:b/>
-          <w:bCs/>
-          <w:sz w:val="24"/>
-          <w:szCs w:val="24"/>
-        </w:rPr>
-        <w:t>RESULTADO DE INVESTIGACIÓN</w:t>
-      </w:r>
-      <w:r>
-        <w:rPr>
-          <w:rFonts w:cstheme="minorHAnsi"/>
-          <w:b/>
-          <w:bCs/>
-          <w:sz w:val="24"/>
-          <w:szCs w:val="24"/>
-        </w:rPr>
-        <w:t xml:space="preserve"> </w:t>
+        <w:t xml:space="preserve"/>
+      </w:r>
+      <w:r>
+        <w:rPr>
+          <w:rFonts w:cstheme="minorHAnsi"/>
+          <w:b/>
+          <w:bCs/>
+          <w:sz w:val="24"/>
+          <w:szCs w:val="24"/>
+        </w:rPr>
+        <w:t xml:space="preserve"/>
+      </w:r>
+      <w:r>
+        <w:rPr>
+          <w:rFonts w:cstheme="minorHAnsi"/>
+          <w:b/>
+          <w:bCs/>
+          <w:sz w:val="24"/>
+          <w:szCs w:val="24"/>
+        </w:rPr>
+        <w:t/>
+      </w:r>
+      <w:r>
+        <w:rPr>
+          <w:rFonts w:cstheme="minorHAnsi"/>
+          <w:b/>
+          <w:bCs/>
+          <w:sz w:val="24"/>
+          <w:szCs w:val="24"/>
+        </w:rPr>
+        <w:t xml:space="preserve"/>
       </w:r>
     </w:p>
     <w:p>
@@ -152,67 +152,67 @@
           <w:sz w:val="24"/>
           <w:szCs w:val="24"/>
         </w:rPr>
-        <w:t>El/la representante legal o director/a</w:t>
-      </w:r>
-      <w:r>
-        <w:rPr>
-          <w:rFonts w:cstheme="minorHAnsi"/>
-          <w:b/>
-          <w:bCs/>
-          <w:sz w:val="24"/>
-          <w:szCs w:val="24"/>
-        </w:rPr>
-        <w:t xml:space="preserve"> de </w:t>
-      </w:r>
-      <w:r>
-        <w:rPr>
-          <w:rFonts w:cstheme="minorHAnsi"/>
-          <w:b/>
-          <w:bCs/>
-          <w:sz w:val="24"/>
-          <w:szCs w:val="24"/>
-        </w:rPr>
-        <w:t>p</w:t>
-      </w:r>
-      <w:r>
-        <w:rPr>
-          <w:rFonts w:cstheme="minorHAnsi"/>
-          <w:b/>
-          <w:bCs/>
-          <w:sz w:val="24"/>
-          <w:szCs w:val="24"/>
-        </w:rPr>
-        <w:t xml:space="preserve">ublicaciones de la </w:t>
-      </w:r>
-      <w:r>
-        <w:rPr>
-          <w:rFonts w:cstheme="minorHAnsi"/>
-          <w:b/>
-          <w:bCs/>
-          <w:sz w:val="24"/>
-          <w:szCs w:val="24"/>
-        </w:rPr>
-        <w:t>i</w:t>
-      </w:r>
-      <w:r>
-        <w:rPr>
-          <w:rFonts w:cstheme="minorHAnsi"/>
-          <w:b/>
-          <w:bCs/>
-          <w:sz w:val="24"/>
-          <w:szCs w:val="24"/>
-        </w:rPr>
-        <w:t xml:space="preserve">nstitución </w:t>
-      </w:r>
-      <w:r>
-        <w:rPr>
-          <w:rFonts w:cstheme="minorHAnsi"/>
-          <w:b/>
-          <w:bCs/>
-          <w:sz w:val="24"/>
-          <w:szCs w:val="24"/>
-        </w:rPr>
-        <w:t>XXX o del sello editorial XXX</w:t>
+        <w:t>El suscrito Vicerrector de Investigación, Extensión e Innovación de la Universidad Simón Bolívar, declara que:</w:t>
+      </w:r>
+      <w:r>
+        <w:rPr>
+          <w:rFonts w:cstheme="minorHAnsi"/>
+          <w:b/>
+          <w:bCs/>
+          <w:sz w:val="24"/>
+          <w:szCs w:val="24"/>
+        </w:rPr>
+        <w:t xml:space="preserve"/>
+      </w:r>
+      <w:r>
+        <w:rPr>
+          <w:rFonts w:cstheme="minorHAnsi"/>
+          <w:b/>
+          <w:bCs/>
+          <w:sz w:val="24"/>
+          <w:szCs w:val="24"/>
+        </w:rPr>
+        <w:t/>
+      </w:r>
+      <w:r>
+        <w:rPr>
+          <w:rFonts w:cstheme="minorHAnsi"/>
+          <w:b/>
+          <w:bCs/>
+          <w:sz w:val="24"/>
+          <w:szCs w:val="24"/>
+        </w:rPr>
+        <w:t xml:space="preserve"/>
+      </w:r>
+      <w:r>
+        <w:rPr>
+          <w:rFonts w:cstheme="minorHAnsi"/>
+          <w:b/>
+          <w:bCs/>
+          <w:sz w:val="24"/>
+          <w:szCs w:val="24"/>
+        </w:rPr>
+        <w:t/>
+      </w:r>
+      <w:r>
+        <w:rPr>
+          <w:rFonts w:cstheme="minorHAnsi"/>
+          <w:b/>
+          <w:bCs/>
+          <w:sz w:val="24"/>
+          <w:szCs w:val="24"/>
+        </w:rPr>
+        <w:t xml:space="preserve"/>
+      </w:r>
+      <w:r>
+        <w:rPr>
+          <w:rFonts w:cstheme="minorHAnsi"/>
+          <w:b/>
+          <w:bCs/>
+          <w:sz w:val="24"/>
+          <w:szCs w:val="24"/>
+        </w:rPr>
+        <w:t/>
       </w:r>
     </w:p>
     <w:p>
@@ -235,27 +235,27 @@
           <w:sz w:val="24"/>
           <w:szCs w:val="24"/>
         </w:rPr>
-        <w:t>D</w:t>
-      </w:r>
-      <w:r>
-        <w:rPr>
-          <w:rFonts w:cstheme="minorHAnsi"/>
-          <w:b/>
-          <w:bCs/>
-          <w:sz w:val="24"/>
-          <w:szCs w:val="24"/>
-        </w:rPr>
-        <w:t>eclara</w:t>
-      </w:r>
-      <w:r>
-        <w:rPr>
-          <w:rFonts w:cstheme="minorHAnsi"/>
-          <w:b/>
-          <w:bCs/>
-          <w:sz w:val="24"/>
-          <w:szCs w:val="24"/>
-        </w:rPr>
-        <w:t xml:space="preserve"> que:</w:t>
+        <w:t/>
+      </w:r>
+      <w:r>
+        <w:rPr>
+          <w:rFonts w:cstheme="minorHAnsi"/>
+          <w:b/>
+          <w:bCs/>
+          <w:sz w:val="24"/>
+          <w:szCs w:val="24"/>
+        </w:rPr>
+        <w:t/>
+      </w:r>
+      <w:r>
+        <w:rPr>
+          <w:rFonts w:cstheme="minorHAnsi"/>
+          <w:b/>
+          <w:bCs/>
+          <w:sz w:val="24"/>
+          <w:szCs w:val="24"/>
+        </w:rPr>
+        <w:t xml:space="preserve"/>
       </w:r>
     </w:p>
     <w:p>
@@ -288,7 +288,7 @@
           <w:sz w:val="24"/>
           <w:szCs w:val="24"/>
         </w:rPr>
-        <w:t>XXXXXX</w:t>
+        <w:t>{libro_titulo}</w:t>
       </w:r>
       <w:r>
         <w:rPr>
@@ -313,7 +313,7 @@
           <w:sz w:val="24"/>
           <w:szCs w:val="24"/>
         </w:rPr>
-        <w:t>: XXXX</w:t>
+        <w:t>: {editorial}</w:t>
       </w:r>
       <w:r>
         <w:rPr>
@@ -343,7 +343,7 @@
           <w:sz w:val="24"/>
           <w:szCs w:val="24"/>
         </w:rPr>
-        <w:t>XXXXX</w:t>
+        <w:t>{isbn_digital}</w:t>
       </w:r>
       <w:r>
         <w:rPr>
@@ -359,7 +359,7 @@
           <w:sz w:val="24"/>
           <w:szCs w:val="24"/>
         </w:rPr>
-        <w:t>XXXXXXX</w:t>
+        <w:t>{isbn_impreso}</w:t>
       </w:r>
       <w:r>
         <w:rPr>
@@ -398,7 +398,7 @@
           <w:szCs w:val="24"/>
           <w:shd w:val="clear" w:color="auto" w:fill="FFFFFF"/>
         </w:rPr>
-        <w:t>XXXXXXXXX</w:t>
+        <w:t>{autores}</w:t>
       </w:r>
       <w:r>
         <w:rPr>
@@ -462,7 +462,7 @@
           <w:sz w:val="24"/>
           <w:szCs w:val="24"/>
         </w:rPr>
-        <w:t>xxxxxxxxxx</w:t>
+        <w:t>{enlace_repositorio}</w:t>
       </w:r>
       <w:proofErr w:type="spellEnd"/>
     </w:p>
@@ -515,7 +515,7 @@
           <w:sz w:val="24"/>
           <w:szCs w:val="24"/>
         </w:rPr>
-        <w:t>xxxx</w:t>
+        <w:t>{dia_expedicion}</w:t>
       </w:r>
       <w:proofErr w:type="spellEnd"/>
       <w:r>
@@ -541,7 +541,7 @@
           <w:sz w:val="24"/>
           <w:szCs w:val="24"/>
         </w:rPr>
-        <w:t>xxxxx</w:t>
+        <w:t>{mes_expedicion}</w:t>
       </w:r>
       <w:proofErr w:type="spellEnd"/>
       <w:r>
@@ -629,6 +629,14 @@
                 <w:szCs w:val="24"/>
               </w:rPr>
             </w:pPr>
+            <w:r>
+              <w:rPr>
+                <w:rFonts w:cstheme="minorHAnsi"/>
+                <w:sz w:val="22"/>
+                <w:szCs w:val="22"/>
+              </w:rPr>
+              <w:t>__________________________________</w:t>
+            </w:r>
           </w:p>
           <w:p>
             <w:pPr>
@@ -642,10 +650,12 @@
             <w:r>
               <w:rPr>
                 <w:rFonts w:cstheme="minorHAnsi"/>
-                <w:sz w:val="24"/>
-                <w:szCs w:val="24"/>
+                <w:b/>
+                <w:bCs/>
+                <w:sz w:val="22"/>
+                <w:szCs w:val="22"/>
               </w:rPr>
-              <w:t>__________________________________</w:t>
+              <w:t>LUIS EDUARDO ORTIZ OSPINO</w:t>
             </w:r>
           </w:p>
           <w:p>
@@ -661,29 +671,10 @@
             <w:r>
               <w:rPr>
                 <w:rFonts w:cstheme="minorHAnsi"/>
-                <w:b/>
-                <w:sz w:val="20"/>
-                <w:szCs w:val="20"/>
+                <w:sz w:val="22"/>
+                <w:szCs w:val="22"/>
               </w:rPr>
-              <w:t xml:space="preserve">Nombre </w:t>
-            </w:r>
-            <w:r>
-              <w:rPr>
-                <w:rFonts w:cstheme="minorHAnsi"/>
-                <w:b/>
-                <w:sz w:val="20"/>
-                <w:szCs w:val="20"/>
-              </w:rPr>
-              <w:t xml:space="preserve">del/la </w:t>
-            </w:r>
-            <w:r>
-              <w:rPr>
-                <w:rFonts w:cstheme="minorHAnsi"/>
-                <w:b/>
-                <w:sz w:val="20"/>
-                <w:szCs w:val="20"/>
-              </w:rPr>
-              <w:t>representante legal o director/a de publicaciones de la institución XXX o del sello editorial XXX</w:t>
+              <w:t>C.C. 72.002.980</w:t>
             </w:r>
           </w:p>
           <w:p>
@@ -699,11 +690,10 @@
             <w:r>
               <w:rPr>
                 <w:rFonts w:cstheme="minorHAnsi"/>
-                <w:b/>
-                <w:sz w:val="20"/>
-                <w:szCs w:val="20"/>
+                <w:sz w:val="22"/>
+                <w:szCs w:val="22"/>
               </w:rPr>
-              <w:t>Cargo XXXX</w:t>
+              <w:t>Vicerrector de Investigación, Extensión e Innovación</w:t>
             </w:r>
           </w:p>
           <w:p>
@@ -715,6 +705,14 @@
                 <w:szCs w:val="24"/>
               </w:rPr>
             </w:pPr>
+            <w:r>
+              <w:rPr>
+                <w:rFonts w:cstheme="minorHAnsi"/>
+                <w:sz w:val="22"/>
+                <w:szCs w:val="22"/>
+              </w:rPr>
+              <w:t>Universidad Simón Bolívar</w:t>
+            </w:r>
           </w:p>
         </w:tc>
       </w:tr>
